--- a/docs/산출물/[모델링 및 평가]AI 시스템 아키텍처 (멀티 에이전트 아키텍처)_2Team.docx
+++ b/docs/산출물/[모델링 및 평가]AI 시스템 아키텍처 (멀티 에이전트 아키텍처)_2Team.docx
@@ -2426,7 +2426,7 @@
           <w:color w:val="0000ff"/>
           <w:rtl w:val="0"/>
         </w:rPr>
-        <w:t xml:space="preserve">본 시스템은 상태 그래프 대신 메시지 배열과 실행 이력 테이블로 상태를 관리합니다. 한 번의 실행이 agent_run 한 행이고, 그 안의 매 반복이 agent_run_step 으로 남습니다.</w:t>
+        <w:t xml:space="preserve">본 시스템은 상태 그래프 대신 메시지 배열과 실행 이력 테이블로 상태를 관리합니다. 한 번의 실행이 agent_run 한 행이고, 그 안의 도구 호출 하나하나가 tool_call 로 남습니다. tool_call 은 선기록 패턴입니다 — 실행 전에 PENDING 으로 넣고 끝난 뒤 갱신합니다. 끝나고 나서 기록하면 타임아웃이나 프로세스 종료로 죽은 호출이 로그에서 사라집니다.</w:t>
       </w:r>
     </w:p>
     <w:p>
@@ -3271,7 +3271,7 @@
           <w:color w:val="0000ff"/>
           <w:rtl w:val="0"/>
         </w:rPr>
-        <w:t xml:space="preserve">3B 정리: 중복을 제거한 근거 20건(기준 문서 14 + 보조 6)으로 업무를 뽑습니다. 근거는 E1~E20 짧은 번호로 인용하게 합니다 — 36자 UUID 를 옮겨 적게 하면 한 글자만 틀려도 추출 전체가 실패합니다.</w:t>
+        <w:t xml:space="preserve">3B 정리: 중복을 제거한 근거를 점수 순으로 최대 20건(EVIDENCE_LIMIT) 넘깁니다. 그중 기준 문서가 아닌 문서에 내주는 자리는 최대 6건(SUPPORT_LIMIT)이고 나머지는 기준 문서 몫입니다 — 다른 사업의 과업지시서가 20자리 중 8자리를 가져간 적이 있어 보조 문서에 상한을 뒀습니다. 근거는 E1~E20 짧은 번호로 인용하게 합니다 — 36자 UUID 를 옮겨 적게 하면 한 글자만 틀려도 추출 전체가 실패합니다.</w:t>
       </w:r>
       <w:r>
         <w:rPr>
